--- a/Quiz/Ch6 Quiz ANS.docx
+++ b/Quiz/Ch6 Quiz ANS.docx
@@ -261,25 +261,7 @@
           <w:sz w:val="22"/>
           <w:szCs w:val="22"/>
         </w:rPr>
-        <w:t xml:space="preserve">When no </w:t>
-      </w:r>
-      <w:proofErr w:type="gramStart"/>
-      <w:r>
-        <w:rPr>
-          <w:rFonts w:ascii="Times New Roman" w:hAnsi="Times New Roman" w:cs="Times New Roman"/>
-          <w:sz w:val="22"/>
-          <w:szCs w:val="22"/>
-        </w:rPr>
-        <w:t>borrow</w:t>
-      </w:r>
-      <w:proofErr w:type="gramEnd"/>
-      <w:r>
-        <w:rPr>
-          <w:rFonts w:ascii="Times New Roman" w:hAnsi="Times New Roman" w:cs="Times New Roman"/>
-          <w:sz w:val="22"/>
-          <w:szCs w:val="22"/>
-        </w:rPr>
-        <w:t xml:space="preserve"> occurs</w:t>
+        <w:t>When no borrow occurs</w:t>
       </w:r>
     </w:p>
     <w:p>
@@ -302,25 +284,7 @@
           <w:sz w:val="22"/>
           <w:szCs w:val="22"/>
         </w:rPr>
-        <w:t xml:space="preserve">When a </w:t>
-      </w:r>
-      <w:proofErr w:type="gramStart"/>
-      <w:r>
-        <w:rPr>
-          <w:rFonts w:ascii="Times New Roman" w:hAnsi="Times New Roman" w:cs="Times New Roman"/>
-          <w:sz w:val="22"/>
-          <w:szCs w:val="22"/>
-        </w:rPr>
-        <w:t>borrow</w:t>
-      </w:r>
-      <w:proofErr w:type="gramEnd"/>
-      <w:r>
-        <w:rPr>
-          <w:rFonts w:ascii="Times New Roman" w:hAnsi="Times New Roman" w:cs="Times New Roman"/>
-          <w:sz w:val="22"/>
-          <w:szCs w:val="22"/>
-        </w:rPr>
-        <w:t xml:space="preserve"> occurs</w:t>
+        <w:t>When a borrow occurs</w:t>
       </w:r>
     </w:p>
     <w:p>
@@ -644,51 +608,15 @@
           <w:sz w:val="22"/>
           <w:szCs w:val="22"/>
         </w:rPr>
-        <w:t xml:space="preserve">What </w:t>
-      </w:r>
-      <w:proofErr w:type="gramStart"/>
-      <w:r>
-        <w:rPr>
-          <w:rFonts w:ascii="Times New Roman" w:hAnsi="Times New Roman" w:cs="Times New Roman"/>
-          <w:sz w:val="22"/>
-          <w:szCs w:val="22"/>
-        </w:rPr>
-        <w:t>does</w:t>
-      </w:r>
-      <w:proofErr w:type="gramEnd"/>
-      <w:r>
-        <w:rPr>
-          <w:rFonts w:ascii="Times New Roman" w:hAnsi="Times New Roman" w:cs="Times New Roman"/>
-          <w:sz w:val="22"/>
-          <w:szCs w:val="22"/>
-        </w:rPr>
-        <w:t xml:space="preserve"> the CMP</w:t>
-      </w:r>
-      <w:r>
-        <w:rPr>
-          <w:rFonts w:ascii="Times New Roman" w:hAnsi="Times New Roman" w:cs="Times New Roman"/>
-          <w:sz w:val="22"/>
-          <w:szCs w:val="22"/>
-        </w:rPr>
-        <w:t xml:space="preserve"> </w:t>
-      </w:r>
-      <w:proofErr w:type="gramStart"/>
-      <w:r>
-        <w:rPr>
-          <w:rFonts w:ascii="Times New Roman" w:hAnsi="Times New Roman" w:cs="Times New Roman"/>
-          <w:sz w:val="22"/>
-          <w:szCs w:val="22"/>
-        </w:rPr>
-        <w:t>R1,</w:t>
-      </w:r>
-      <w:proofErr w:type="gramEnd"/>
-      <w:r>
-        <w:rPr>
-          <w:rFonts w:ascii="Times New Roman" w:hAnsi="Times New Roman" w:cs="Times New Roman"/>
-          <w:sz w:val="22"/>
-          <w:szCs w:val="22"/>
-        </w:rPr>
-        <w:t xml:space="preserve"> R2</w:t>
+        <w:t>What does the CMP</w:t>
+      </w:r>
+      <w:r>
+        <w:rPr>
+          <w:rFonts w:ascii="Times New Roman" w:hAnsi="Times New Roman" w:cs="Times New Roman"/>
+          <w:sz w:val="22"/>
+          <w:szCs w:val="22"/>
+        </w:rPr>
+        <w:t xml:space="preserve"> R1, R2</w:t>
       </w:r>
       <w:r>
         <w:rPr>
@@ -807,6 +735,14 @@
           <w:szCs w:val="22"/>
         </w:rPr>
         <w:t>2 and discards the result</w:t>
+      </w:r>
+      <w:r>
+        <w:rPr>
+          <w:rFonts w:ascii="Times New Roman" w:hAnsi="Times New Roman" w:cs="Times New Roman"/>
+          <w:sz w:val="22"/>
+          <w:szCs w:val="22"/>
+        </w:rPr>
+        <w:t>, sets flags</w:t>
       </w:r>
     </w:p>
     <w:p>
@@ -2317,25 +2253,7 @@
           <w:sz w:val="22"/>
           <w:szCs w:val="22"/>
         </w:rPr>
-        <w:t xml:space="preserve">When </w:t>
-      </w:r>
-      <w:proofErr w:type="gramStart"/>
-      <w:r>
-        <w:rPr>
-          <w:rFonts w:ascii="Times New Roman" w:hAnsi="Times New Roman" w:cs="Times New Roman"/>
-          <w:sz w:val="22"/>
-          <w:szCs w:val="22"/>
-        </w:rPr>
-        <w:t>N !</w:t>
-      </w:r>
-      <w:proofErr w:type="gramEnd"/>
-      <w:r>
-        <w:rPr>
-          <w:rFonts w:ascii="Times New Roman" w:hAnsi="Times New Roman" w:cs="Times New Roman"/>
-          <w:sz w:val="22"/>
-          <w:szCs w:val="22"/>
-        </w:rPr>
-        <w:t>= V</w:t>
+        <w:t>When N != V</w:t>
       </w:r>
     </w:p>
     <w:p>
@@ -2417,25 +2335,7 @@
           <w:sz w:val="22"/>
           <w:szCs w:val="22"/>
         </w:rPr>
-        <w:t xml:space="preserve">: B - ADDLT (Add if signed Less Than) executes when </w:t>
-      </w:r>
-      <w:proofErr w:type="gramStart"/>
-      <w:r>
-        <w:rPr>
-          <w:rFonts w:ascii="Times New Roman" w:hAnsi="Times New Roman" w:cs="Times New Roman"/>
-          <w:sz w:val="22"/>
-          <w:szCs w:val="22"/>
-        </w:rPr>
-        <w:t>N !</w:t>
-      </w:r>
-      <w:proofErr w:type="gramEnd"/>
-      <w:r>
-        <w:rPr>
-          <w:rFonts w:ascii="Times New Roman" w:hAnsi="Times New Roman" w:cs="Times New Roman"/>
-          <w:sz w:val="22"/>
-          <w:szCs w:val="22"/>
-        </w:rPr>
-        <w:t>= V, indicating a signed less than condition.</w:t>
+        <w:t>: B - ADDLT (Add if signed Less Than) executes when N != V, indicating a signed less than condition.</w:t>
       </w:r>
     </w:p>
     <w:p>
@@ -2489,25 +2389,7 @@
           <w:sz w:val="22"/>
           <w:szCs w:val="22"/>
         </w:rPr>
-        <w:t xml:space="preserve">In a for loop implementation using ‘SUBS r1, </w:t>
-      </w:r>
-      <w:proofErr w:type="gramStart"/>
-      <w:r>
-        <w:rPr>
-          <w:rFonts w:ascii="Times New Roman" w:hAnsi="Times New Roman" w:cs="Times New Roman"/>
-          <w:sz w:val="22"/>
-          <w:szCs w:val="22"/>
-        </w:rPr>
-        <w:t>r1, #</w:t>
-      </w:r>
-      <w:proofErr w:type="gramEnd"/>
-      <w:r>
-        <w:rPr>
-          <w:rFonts w:ascii="Times New Roman" w:hAnsi="Times New Roman" w:cs="Times New Roman"/>
-          <w:sz w:val="22"/>
-          <w:szCs w:val="22"/>
-        </w:rPr>
-        <w:t>1’ followed by ‘BNE loop’, what does this accomplish?</w:t>
+        <w:t>In a for loop implementation using ‘SUBS r1, r1, #1’ followed by ‘BNE loop’, what does this accomplish?</w:t>
       </w:r>
     </w:p>
     <w:p>
@@ -2713,7 +2595,6 @@
         </w:rPr>
         <w:t xml:space="preserve">CMP </w:t>
       </w:r>
-      <w:proofErr w:type="gramStart"/>
       <w:r>
         <w:rPr>
           <w:rFonts w:ascii="Times New Roman" w:hAnsi="Times New Roman" w:cs="Times New Roman"/>
@@ -2728,16 +2609,7 @@
           <w:sz w:val="22"/>
           <w:szCs w:val="22"/>
         </w:rPr>
-        <w:t>, #</w:t>
-      </w:r>
-      <w:proofErr w:type="gramEnd"/>
-      <w:r>
-        <w:rPr>
-          <w:rFonts w:ascii="Times New Roman" w:hAnsi="Times New Roman" w:cs="Times New Roman"/>
-          <w:sz w:val="22"/>
-          <w:szCs w:val="22"/>
-        </w:rPr>
-        <w:t>0; BNE label</w:t>
+        <w:t>, #0; BNE label</w:t>
       </w:r>
     </w:p>
     <w:p>
@@ -2762,7 +2634,6 @@
         </w:rPr>
         <w:t xml:space="preserve">CMP </w:t>
       </w:r>
-      <w:proofErr w:type="gramStart"/>
       <w:r>
         <w:rPr>
           <w:rFonts w:ascii="Times New Roman" w:hAnsi="Times New Roman" w:cs="Times New Roman"/>
@@ -2777,16 +2648,7 @@
           <w:sz w:val="22"/>
           <w:szCs w:val="22"/>
         </w:rPr>
-        <w:t>, #</w:t>
-      </w:r>
-      <w:proofErr w:type="gramEnd"/>
-      <w:r>
-        <w:rPr>
-          <w:rFonts w:ascii="Times New Roman" w:hAnsi="Times New Roman" w:cs="Times New Roman"/>
-          <w:sz w:val="22"/>
-          <w:szCs w:val="22"/>
-        </w:rPr>
-        <w:t>0; BEQ label</w:t>
+        <w:t>, #0; BEQ label</w:t>
       </w:r>
     </w:p>
     <w:p>
@@ -2811,7 +2673,6 @@
         </w:rPr>
         <w:t xml:space="preserve">ADD </w:t>
       </w:r>
-      <w:proofErr w:type="gramStart"/>
       <w:r>
         <w:rPr>
           <w:rFonts w:ascii="Times New Roman" w:hAnsi="Times New Roman" w:cs="Times New Roman"/>
@@ -2826,16 +2687,7 @@
           <w:sz w:val="22"/>
           <w:szCs w:val="22"/>
         </w:rPr>
-        <w:t>, #</w:t>
-      </w:r>
-      <w:proofErr w:type="gramEnd"/>
-      <w:r>
-        <w:rPr>
-          <w:rFonts w:ascii="Times New Roman" w:hAnsi="Times New Roman" w:cs="Times New Roman"/>
-          <w:sz w:val="22"/>
-          <w:szCs w:val="22"/>
-        </w:rPr>
-        <w:t>0; BEQ label</w:t>
+        <w:t>, #0; BEQ label</w:t>
       </w:r>
     </w:p>
     <w:p>
@@ -2860,7 +2712,6 @@
         </w:rPr>
         <w:t xml:space="preserve">SUB </w:t>
       </w:r>
-      <w:proofErr w:type="gramStart"/>
       <w:r>
         <w:rPr>
           <w:rFonts w:ascii="Times New Roman" w:hAnsi="Times New Roman" w:cs="Times New Roman"/>
@@ -2875,16 +2726,7 @@
           <w:sz w:val="22"/>
           <w:szCs w:val="22"/>
         </w:rPr>
-        <w:t>, #</w:t>
-      </w:r>
-      <w:proofErr w:type="gramEnd"/>
-      <w:r>
-        <w:rPr>
-          <w:rFonts w:ascii="Times New Roman" w:hAnsi="Times New Roman" w:cs="Times New Roman"/>
-          <w:sz w:val="22"/>
-          <w:szCs w:val="22"/>
-        </w:rPr>
-        <w:t>0; BNE label</w:t>
+        <w:t>, #0; BNE label</w:t>
       </w:r>
     </w:p>
     <w:p>
@@ -2919,25 +2761,7 @@
           <w:sz w:val="22"/>
           <w:szCs w:val="22"/>
         </w:rPr>
-        <w:t xml:space="preserve">: B - CBZ R1, label is equivalent to CMP </w:t>
-      </w:r>
-      <w:proofErr w:type="gramStart"/>
-      <w:r>
-        <w:rPr>
-          <w:rFonts w:ascii="Times New Roman" w:hAnsi="Times New Roman" w:cs="Times New Roman"/>
-          <w:sz w:val="22"/>
-          <w:szCs w:val="22"/>
-        </w:rPr>
-        <w:t>R1, #</w:t>
-      </w:r>
-      <w:proofErr w:type="gramEnd"/>
-      <w:r>
-        <w:rPr>
-          <w:rFonts w:ascii="Times New Roman" w:hAnsi="Times New Roman" w:cs="Times New Roman"/>
-          <w:sz w:val="22"/>
-          <w:szCs w:val="22"/>
-        </w:rPr>
-        <w:t>0 followed by BEQ label, except CBZ doesn’t change status flags.</w:t>
+        <w:t>: B - CBZ R1, label is equivalent to CMP R1, #0 followed by BEQ label, except CBZ doesn’t change status flags.</w:t>
       </w:r>
     </w:p>
     <w:p>
@@ -3564,25 +3388,7 @@
           <w:sz w:val="22"/>
           <w:szCs w:val="22"/>
         </w:rPr>
-        <w:t>In the assembly sequence ‘TEQ r0, #</w:t>
-      </w:r>
-      <w:proofErr w:type="gramStart"/>
-      <w:r>
-        <w:rPr>
-          <w:rFonts w:ascii="Times New Roman" w:hAnsi="Times New Roman" w:cs="Times New Roman"/>
-          <w:sz w:val="22"/>
-          <w:szCs w:val="22"/>
-        </w:rPr>
-        <w:t>’!‘</w:t>
-      </w:r>
-      <w:proofErr w:type="gramEnd"/>
-      <w:r>
-        <w:rPr>
-          <w:rFonts w:ascii="Times New Roman" w:hAnsi="Times New Roman" w:cs="Times New Roman"/>
-          <w:sz w:val="22"/>
-          <w:szCs w:val="22"/>
-        </w:rPr>
-        <w:t>; TEQNE r0, #’?’’, what programming concept is being implemented?</w:t>
+        <w:t>In the assembly sequence ‘TEQ r0, #’!‘; TEQNE r0, #’?’’, what programming concept is being implemented?</w:t>
       </w:r>
     </w:p>
     <w:p>
@@ -3849,23 +3655,13 @@
           <w:szCs w:val="22"/>
         </w:rPr>
       </w:pPr>
-      <w:proofErr w:type="gramStart"/>
-      <w:r>
-        <w:rPr>
-          <w:rFonts w:ascii="Times New Roman" w:hAnsi="Times New Roman" w:cs="Times New Roman"/>
-          <w:sz w:val="22"/>
-          <w:szCs w:val="22"/>
-        </w:rPr>
-        <w:t>N!=</w:t>
-      </w:r>
-      <w:proofErr w:type="gramEnd"/>
-      <w:r>
-        <w:rPr>
-          <w:rFonts w:ascii="Times New Roman" w:hAnsi="Times New Roman" w:cs="Times New Roman"/>
-          <w:sz w:val="22"/>
-          <w:szCs w:val="22"/>
-        </w:rPr>
-        <w:t>V</w:t>
+      <w:r>
+        <w:rPr>
+          <w:rFonts w:ascii="Times New Roman" w:hAnsi="Times New Roman" w:cs="Times New Roman"/>
+          <w:sz w:val="22"/>
+          <w:szCs w:val="22"/>
+        </w:rPr>
+        <w:t>N!=V</w:t>
       </w:r>
     </w:p>
     <w:p>
@@ -3900,25 +3696,7 @@
           <w:sz w:val="22"/>
           <w:szCs w:val="22"/>
         </w:rPr>
-        <w:t xml:space="preserve">: A - BLS tests C=0 or Z=1, meaning either the </w:t>
-      </w:r>
-      <w:proofErr w:type="gramStart"/>
-      <w:r>
-        <w:rPr>
-          <w:rFonts w:ascii="Times New Roman" w:hAnsi="Times New Roman" w:cs="Times New Roman"/>
-          <w:sz w:val="22"/>
-          <w:szCs w:val="22"/>
-        </w:rPr>
-        <w:t>carry</w:t>
-      </w:r>
-      <w:proofErr w:type="gramEnd"/>
-      <w:r>
-        <w:rPr>
-          <w:rFonts w:ascii="Times New Roman" w:hAnsi="Times New Roman" w:cs="Times New Roman"/>
-          <w:sz w:val="22"/>
-          <w:szCs w:val="22"/>
-        </w:rPr>
-        <w:t xml:space="preserve"> is clear (indicating lower) or zero flag is set (indicating same).</w:t>
+        <w:t>: A - BLS tests C=0 or Z=1, meaning either the carry is clear (indicating lower) or zero flag is set (indicating same).</w:t>
       </w:r>
     </w:p>
     <w:p>
@@ -4018,25 +3796,7 @@
           <w:sz w:val="22"/>
           <w:szCs w:val="22"/>
         </w:rPr>
-        <w:t xml:space="preserve">Append ‘S’ to </w:t>
-      </w:r>
-      <w:proofErr w:type="gramStart"/>
-      <w:r>
-        <w:rPr>
-          <w:rFonts w:ascii="Times New Roman" w:hAnsi="Times New Roman" w:cs="Times New Roman"/>
-          <w:sz w:val="22"/>
-          <w:szCs w:val="22"/>
-        </w:rPr>
-        <w:t>instruction</w:t>
-      </w:r>
-      <w:proofErr w:type="gramEnd"/>
-      <w:r>
-        <w:rPr>
-          <w:rFonts w:ascii="Times New Roman" w:hAnsi="Times New Roman" w:cs="Times New Roman"/>
-          <w:sz w:val="22"/>
-          <w:szCs w:val="22"/>
-        </w:rPr>
-        <w:t xml:space="preserve"> or use compare instructions</w:t>
+        <w:t>Append ‘S’ to instruction or use compare instructions</w:t>
       </w:r>
     </w:p>
     <w:p>
@@ -4194,43 +3954,7 @@
           <w:sz w:val="22"/>
           <w:szCs w:val="22"/>
         </w:rPr>
-        <w:t xml:space="preserve">Break uses BEQ, </w:t>
-      </w:r>
-      <w:proofErr w:type="gramStart"/>
-      <w:r>
-        <w:rPr>
-          <w:rFonts w:ascii="Times New Roman" w:hAnsi="Times New Roman" w:cs="Times New Roman"/>
-          <w:sz w:val="22"/>
-          <w:szCs w:val="22"/>
-        </w:rPr>
-        <w:t>continue</w:t>
-      </w:r>
-      <w:proofErr w:type="gramEnd"/>
-      <w:r>
-        <w:rPr>
-          <w:rFonts w:ascii="Times New Roman" w:hAnsi="Times New Roman" w:cs="Times New Roman"/>
-          <w:sz w:val="22"/>
-          <w:szCs w:val="22"/>
-        </w:rPr>
-        <w:t xml:space="preserve"> </w:t>
-      </w:r>
-      <w:proofErr w:type="gramStart"/>
-      <w:r>
-        <w:rPr>
-          <w:rFonts w:ascii="Times New Roman" w:hAnsi="Times New Roman" w:cs="Times New Roman"/>
-          <w:sz w:val="22"/>
-          <w:szCs w:val="22"/>
-        </w:rPr>
-        <w:t>uses</w:t>
-      </w:r>
-      <w:proofErr w:type="gramEnd"/>
-      <w:r>
-        <w:rPr>
-          <w:rFonts w:ascii="Times New Roman" w:hAnsi="Times New Roman" w:cs="Times New Roman"/>
-          <w:sz w:val="22"/>
-          <w:szCs w:val="22"/>
-        </w:rPr>
-        <w:t xml:space="preserve"> BNE</w:t>
+        <w:t>Break uses BEQ, continue uses BNE</w:t>
       </w:r>
     </w:p>
     <w:p>
@@ -4334,25 +4058,7 @@
           <w:sz w:val="22"/>
           <w:szCs w:val="22"/>
         </w:rPr>
-        <w:t xml:space="preserve">: B - Break branches completely out of the loop (to end), while </w:t>
-      </w:r>
-      <w:proofErr w:type="gramStart"/>
-      <w:r>
-        <w:rPr>
-          <w:rFonts w:ascii="Times New Roman" w:hAnsi="Times New Roman" w:cs="Times New Roman"/>
-          <w:sz w:val="22"/>
-          <w:szCs w:val="22"/>
-        </w:rPr>
-        <w:t>continue</w:t>
-      </w:r>
-      <w:proofErr w:type="gramEnd"/>
-      <w:r>
-        <w:rPr>
-          <w:rFonts w:ascii="Times New Roman" w:hAnsi="Times New Roman" w:cs="Times New Roman"/>
-          <w:sz w:val="22"/>
-          <w:szCs w:val="22"/>
-        </w:rPr>
-        <w:t xml:space="preserve"> branches to the loop’s increment/condition test part to start the next iteration.</w:t>
+        <w:t>: B - Break branches completely out of the loop (to end), while continue branches to the loop’s increment/condition test part to start the next iteration.</w:t>
       </w:r>
       <w:bookmarkStart w:id="22" w:name="answer-key"/>
       <w:bookmarkEnd w:id="1"/>
